--- a/pruefung/Kaffee_Pruefpaket_2026-10-23/umsetzung/Arbeitsordner/sammlung/build/referenz_sammlung.docx
+++ b/pruefung/Kaffee_Pruefpaket_2026-10-23/umsetzung/Arbeitsordner/sammlung/build/referenz_sammlung.docx
@@ -475,7 +475,7 @@
       <w:tab/>
       <w:t>Wärmeübertragung: Aufgabensammlung der Tutorien</w:t>
       <w:tab/>
-      <w:t>Entwurf, Stand 21.10.2026</w:t>
+      <w:t>Entwurf, Stand 30.10.2026</w:t>
     </w:r>
   </w:p>
 </w:hdr>
@@ -782,8 +782,9 @@
       <w:b/>
       <w:bCs/>
       <w:color w:val="000000"/>
-      <w:sz w:val="28"/>
-      <w:szCs w:val="28"/>
+      <w:u w:val="single"/>
+      <w:sz w:val="36"/>
+      <w:szCs w:val="36"/>
     </w:rPr>
   </w:style>
   <w:style w:type="paragraph" w:styleId="Heading2">
@@ -1133,6 +1134,74 @@
       <w:rFonts w:ascii="Calibri" w:hAnsi="Calibri" w:cs="Calibri" w:eastAsia="Calibri"/>
       <w:color w:val="000000"/>
       <w:sz w:val="28"/>
+    </w:rPr>
+  </w:style>
+  <w:style w:type="paragraph" w:customStyle="1" w:styleId="Blatttitel">
+    <w:name w:val="Blatttitel"/>
+    <w:basedOn w:val="BodyText"/>
+    <w:next w:val="BodyText"/>
+    <w:qFormat/>
+    <w:pPr>
+      <w:keepNext/>
+      <w:spacing w:before="0" w:after="240"/>
+      <w:jc w:val="center"/>
+    </w:pPr>
+    <w:rPr>
+      <w:b/>
+      <w:bCs/>
+      <w:sz w:val="36"/>
+      <w:szCs w:val="36"/>
+    </w:rPr>
+  </w:style>
+  <w:style w:type="paragraph" w:customStyle="1" w:styleId="Baustein">
+    <w:name w:val="Baustein"/>
+    <w:basedOn w:val="BodyText"/>
+    <w:next w:val="BodyText"/>
+    <w:qFormat/>
+    <w:pPr>
+      <w:keepNext/>
+      <w:spacing w:before="360" w:after="120"/>
+      <w:jc w:val="left"/>
+    </w:pPr>
+    <w:rPr>
+      <w:sz w:val="28"/>
+      <w:szCs w:val="28"/>
+    </w:rPr>
+  </w:style>
+  <w:style w:type="character" w:customStyle="1" w:styleId="BausteinZusatz">
+    <w:name w:val="BausteinZusatz"/>
+    <w:qFormat/>
+    <w:rPr>
+      <w:b w:val="0"/>
+      <w:bCs w:val="0"/>
+      <w:u w:val="none"/>
+      <w:sz w:val="22"/>
+      <w:szCs w:val="22"/>
+    </w:rPr>
+  </w:style>
+  <w:style w:type="paragraph" w:customStyle="1" w:styleId="Abbildung">
+    <w:name w:val="Abbildung"/>
+    <w:basedOn w:val="BodyText"/>
+    <w:next w:val="Bildunterschrift"/>
+    <w:qFormat/>
+    <w:pPr>
+      <w:keepNext/>
+      <w:spacing w:before="120" w:after="0"/>
+      <w:jc w:val="center"/>
+    </w:pPr>
+  </w:style>
+  <w:style w:type="paragraph" w:customStyle="1" w:styleId="Bildunterschrift">
+    <w:name w:val="Bildunterschrift"/>
+    <w:basedOn w:val="BodyText"/>
+    <w:next w:val="BodyText"/>
+    <w:qFormat/>
+    <w:pPr>
+      <w:spacing w:before="80" w:after="240"/>
+      <w:jc w:val="center"/>
+    </w:pPr>
+    <w:rPr>
+      <w:sz w:val="20"/>
+      <w:szCs w:val="20"/>
     </w:rPr>
   </w:style>
 </w:styles>

--- a/pruefung/Kaffee_Pruefpaket_2026-10-23/umsetzung/Arbeitsordner/sammlung/build/referenz_sammlung.docx
+++ b/pruefung/Kaffee_Pruefpaket_2026-10-23/umsetzung/Arbeitsordner/sammlung/build/referenz_sammlung.docx
@@ -475,7 +475,7 @@
       <w:tab/>
       <w:t>Wärmeübertragung: Aufgabensammlung der Tutorien</w:t>
       <w:tab/>
-      <w:t>Entwurf, Stand 30.10.2026</w:t>
+      <w:t>Entwurf, Stand 31.10.2026</w:t>
     </w:r>
   </w:p>
 </w:hdr>
@@ -1186,7 +1186,7 @@
     <w:qFormat/>
     <w:pPr>
       <w:keepNext/>
-      <w:spacing w:before="120" w:after="0"/>
+      <w:spacing w:before="80" w:after="0"/>
       <w:jc w:val="center"/>
     </w:pPr>
   </w:style>
